--- a/Documents/Meeting Logs/Log1.docx
+++ b/Documents/Meeting Logs/Log1.docx
@@ -20,7 +20,7 @@
           <w:p>
             <w:pPr>
               <w:pStyle w:val="Heading2"/>
-              <w:spacing w:line="360" w:lineRule="auto"/>
+              <w:spacing w:line="276" w:lineRule="auto"/>
               <w:jc w:val="center"/>
               <w:rPr>
                 <w:rFonts w:ascii="Times New Roman" w:hAnsi="Times New Roman" w:cs="Times New Roman"/>
@@ -50,7 +50,7 @@
           </w:p>
           <w:p>
             <w:pPr>
-              <w:spacing w:after="80" w:line="360" w:lineRule="auto"/>
+              <w:spacing w:after="80" w:line="276" w:lineRule="auto"/>
               <w:jc w:val="center"/>
               <w:rPr>
                 <w:rFonts w:ascii="Times New Roman" w:hAnsi="Times New Roman" w:cs="Times New Roman"/>
@@ -78,7 +78,7 @@
           </w:tcPr>
           <w:p>
             <w:pPr>
-              <w:spacing w:line="360" w:lineRule="auto"/>
+              <w:spacing w:line="276" w:lineRule="auto"/>
               <w:rPr>
                 <w:rFonts w:ascii="Times New Roman" w:hAnsi="Times New Roman" w:cs="Times New Roman"/>
               </w:rPr>
@@ -148,7 +148,7 @@
           </w:p>
           <w:p>
             <w:pPr>
-              <w:spacing w:line="360" w:lineRule="auto"/>
+              <w:spacing w:line="276" w:lineRule="auto"/>
               <w:rPr>
                 <w:rFonts w:ascii="Times New Roman" w:hAnsi="Times New Roman" w:cs="Times New Roman"/>
               </w:rPr>
@@ -270,7 +270,7 @@
           </w:p>
           <w:p>
             <w:pPr>
-              <w:spacing w:line="360" w:lineRule="auto"/>
+              <w:spacing w:line="276" w:lineRule="auto"/>
               <w:rPr>
                 <w:rFonts w:ascii="Times New Roman" w:hAnsi="Times New Roman" w:cs="Times New Roman"/>
               </w:rPr>
@@ -382,7 +382,7 @@
           </w:tcPr>
           <w:p>
             <w:pPr>
-              <w:spacing w:line="360" w:lineRule="auto"/>
+              <w:spacing w:line="276" w:lineRule="auto"/>
               <w:rPr>
                 <w:rFonts w:ascii="Times New Roman" w:hAnsi="Times New Roman" w:cs="Times New Roman"/>
                 <w:b/>
@@ -413,7 +413,7 @@
                 <w:ilvl w:val="0"/>
                 <w:numId w:val="1"/>
               </w:numPr>
-              <w:spacing w:line="360" w:lineRule="auto"/>
+              <w:spacing w:line="276" w:lineRule="auto"/>
               <w:rPr>
                 <w:rFonts w:ascii="Times New Roman" w:hAnsi="Times New Roman" w:cs="Times New Roman"/>
               </w:rPr>
@@ -480,7 +480,7 @@
                 <w:ilvl w:val="0"/>
                 <w:numId w:val="1"/>
               </w:numPr>
-              <w:spacing w:line="360" w:lineRule="auto"/>
+              <w:spacing w:line="276" w:lineRule="auto"/>
               <w:rPr>
                 <w:rFonts w:ascii="Times New Roman" w:hAnsi="Times New Roman" w:cs="Times New Roman"/>
               </w:rPr>
@@ -499,7 +499,7 @@
                 <w:ilvl w:val="1"/>
                 <w:numId w:val="1"/>
               </w:numPr>
-              <w:spacing w:line="360" w:lineRule="auto"/>
+              <w:spacing w:line="276" w:lineRule="auto"/>
               <w:rPr>
                 <w:rFonts w:ascii="Times New Roman" w:hAnsi="Times New Roman" w:cs="Times New Roman"/>
               </w:rPr>
@@ -563,7 +563,7 @@
                 <w:ilvl w:val="1"/>
                 <w:numId w:val="1"/>
               </w:numPr>
-              <w:spacing w:line="360" w:lineRule="auto"/>
+              <w:spacing w:line="276" w:lineRule="auto"/>
               <w:rPr>
                 <w:rFonts w:ascii="Times New Roman" w:hAnsi="Times New Roman" w:cs="Times New Roman"/>
               </w:rPr>
@@ -607,15 +607,7 @@
           </w:p>
           <w:p>
             <w:pPr>
-              <w:spacing w:line="360" w:lineRule="auto"/>
-              <w:rPr>
-                <w:rFonts w:ascii="Times New Roman" w:hAnsi="Times New Roman" w:cs="Times New Roman"/>
-              </w:rPr>
-            </w:pPr>
-          </w:p>
-          <w:p>
-            <w:pPr>
-              <w:spacing w:line="360" w:lineRule="auto"/>
+              <w:spacing w:line="276" w:lineRule="auto"/>
               <w:rPr>
                 <w:rFonts w:ascii="Times New Roman" w:hAnsi="Times New Roman" w:cs="Times New Roman"/>
                 <w:b/>
@@ -646,7 +638,7 @@
                 <w:ilvl w:val="0"/>
                 <w:numId w:val="2"/>
               </w:numPr>
-              <w:spacing w:line="360" w:lineRule="auto"/>
+              <w:spacing w:line="276" w:lineRule="auto"/>
               <w:rPr>
                 <w:rFonts w:ascii="Times New Roman" w:hAnsi="Times New Roman" w:cs="Times New Roman"/>
               </w:rPr>
@@ -683,7 +675,7 @@
                 <w:ilvl w:val="0"/>
                 <w:numId w:val="2"/>
               </w:numPr>
-              <w:spacing w:line="360" w:lineRule="auto"/>
+              <w:spacing w:line="276" w:lineRule="auto"/>
               <w:rPr>
                 <w:rFonts w:ascii="Times New Roman" w:hAnsi="Times New Roman" w:cs="Times New Roman"/>
               </w:rPr>
@@ -718,14 +710,32 @@
               <w:rPr>
                 <w:rFonts w:ascii="Times New Roman" w:hAnsi="Times New Roman" w:cs="Times New Roman"/>
               </w:rPr>
-              <w:t xml:space="preserve"> an e commerce shop </w:t>
+              <w:t xml:space="preserve"> an </w:t>
             </w:r>
             <w:proofErr w:type="gramStart"/>
             <w:r>
               <w:rPr>
                 <w:rFonts w:ascii="Times New Roman" w:hAnsi="Times New Roman" w:cs="Times New Roman"/>
               </w:rPr>
-              <w:t>feature</w:t>
+              <w:t>e</w:t>
+            </w:r>
+            <w:r>
+              <w:rPr>
+                <w:rFonts w:ascii="Times New Roman" w:hAnsi="Times New Roman" w:cs="Times New Roman"/>
+              </w:rPr>
+              <w:t>-</w:t>
+            </w:r>
+            <w:r>
+              <w:rPr>
+                <w:rFonts w:ascii="Times New Roman" w:hAnsi="Times New Roman" w:cs="Times New Roman"/>
+              </w:rPr>
+              <w:t xml:space="preserve">commerce shop </w:t>
+            </w:r>
+            <w:r>
+              <w:rPr>
+                <w:rFonts w:ascii="Times New Roman" w:hAnsi="Times New Roman" w:cs="Times New Roman"/>
+              </w:rPr>
+              <w:t>features</w:t>
             </w:r>
             <w:proofErr w:type="gramEnd"/>
             <w:r>
@@ -734,11 +744,19 @@
               </w:rPr>
               <w:t xml:space="preserve"> </w:t>
             </w:r>
-            <w:r>
-              <w:rPr>
-                <w:rFonts w:ascii="Times New Roman" w:hAnsi="Times New Roman" w:cs="Times New Roman"/>
-              </w:rPr>
-              <w:t xml:space="preserve">to the project, where users can </w:t>
+            <w:proofErr w:type="gramStart"/>
+            <w:r>
+              <w:rPr>
+                <w:rFonts w:ascii="Times New Roman" w:hAnsi="Times New Roman" w:cs="Times New Roman"/>
+              </w:rPr>
+              <w:t>to</w:t>
+            </w:r>
+            <w:proofErr w:type="gramEnd"/>
+            <w:r>
+              <w:rPr>
+                <w:rFonts w:ascii="Times New Roman" w:hAnsi="Times New Roman" w:cs="Times New Roman"/>
+              </w:rPr>
+              <w:t xml:space="preserve"> the project, where users can </w:t>
             </w:r>
             <w:r>
               <w:rPr>
@@ -774,7 +792,7 @@
                 <w:ilvl w:val="0"/>
                 <w:numId w:val="2"/>
               </w:numPr>
-              <w:spacing w:line="360" w:lineRule="auto"/>
+              <w:spacing w:line="276" w:lineRule="auto"/>
               <w:rPr>
                 <w:rFonts w:ascii="Times New Roman" w:hAnsi="Times New Roman" w:cs="Times New Roman"/>
               </w:rPr>
@@ -806,15 +824,7 @@
           </w:p>
           <w:p>
             <w:pPr>
-              <w:spacing w:line="360" w:lineRule="auto"/>
-              <w:rPr>
-                <w:rFonts w:ascii="Times New Roman" w:hAnsi="Times New Roman" w:cs="Times New Roman"/>
-              </w:rPr>
-            </w:pPr>
-          </w:p>
-          <w:p>
-            <w:pPr>
-              <w:spacing w:line="360" w:lineRule="auto"/>
+              <w:spacing w:line="276" w:lineRule="auto"/>
               <w:rPr>
                 <w:rFonts w:ascii="Times New Roman" w:hAnsi="Times New Roman" w:cs="Times New Roman"/>
                 <w:b/>
@@ -845,7 +855,7 @@
                 <w:ilvl w:val="0"/>
                 <w:numId w:val="3"/>
               </w:numPr>
-              <w:spacing w:line="360" w:lineRule="auto"/>
+              <w:spacing w:line="276" w:lineRule="auto"/>
               <w:rPr>
                 <w:rFonts w:ascii="Times New Roman" w:hAnsi="Times New Roman" w:cs="Times New Roman"/>
               </w:rPr>
@@ -894,7 +904,7 @@
                 <w:ilvl w:val="0"/>
                 <w:numId w:val="3"/>
               </w:numPr>
-              <w:spacing w:line="360" w:lineRule="auto"/>
+              <w:spacing w:line="276" w:lineRule="auto"/>
               <w:rPr>
                 <w:rFonts w:ascii="Times New Roman" w:hAnsi="Times New Roman" w:cs="Times New Roman"/>
               </w:rPr>
@@ -925,7 +935,7 @@
                 <w:ilvl w:val="0"/>
                 <w:numId w:val="3"/>
               </w:numPr>
-              <w:spacing w:line="360" w:lineRule="auto"/>
+              <w:spacing w:line="276" w:lineRule="auto"/>
               <w:rPr>
                 <w:rFonts w:ascii="Times New Roman" w:hAnsi="Times New Roman" w:cs="Times New Roman"/>
               </w:rPr>
@@ -942,33 +952,16 @@
               <w:spacing w:line="360" w:lineRule="auto"/>
               <w:rPr>
                 <w:rFonts w:ascii="Times New Roman" w:hAnsi="Times New Roman" w:cs="Times New Roman"/>
+                <w:b/>
+                <w:bCs/>
               </w:rPr>
             </w:pPr>
-          </w:p>
-          <w:p>
-            <w:pPr>
-              <w:spacing w:line="360" w:lineRule="auto"/>
-              <w:rPr>
-                <w:rFonts w:ascii="Times New Roman" w:hAnsi="Times New Roman" w:cs="Times New Roman"/>
-              </w:rPr>
-            </w:pPr>
-          </w:p>
-          <w:p>
-            <w:pPr>
-              <w:spacing w:line="360" w:lineRule="auto"/>
-              <w:rPr>
-                <w:rFonts w:ascii="Times New Roman" w:hAnsi="Times New Roman" w:cs="Times New Roman"/>
-                <w:b/>
-                <w:bCs/>
-              </w:rPr>
-            </w:pPr>
-            <w:r>
-              <w:rPr>
-                <w:rFonts w:ascii="Times New Roman" w:hAnsi="Times New Roman" w:cs="Times New Roman"/>
-                <w:b/>
-                <w:bCs/>
-              </w:rPr>
-              <w:lastRenderedPageBreak/>
+            <w:r>
+              <w:rPr>
+                <w:rFonts w:ascii="Times New Roman" w:hAnsi="Times New Roman" w:cs="Times New Roman"/>
+                <w:b/>
+                <w:bCs/>
+              </w:rPr>
               <w:t>Tasks for the Next Meeting:</w:t>
             </w:r>
             <w:r>
@@ -1078,14 +1071,6 @@
               <w:t xml:space="preserve"> on the AI model for the classification, segmentation, and recommendation. </w:t>
             </w:r>
           </w:p>
-          <w:p>
-            <w:pPr>
-              <w:spacing w:line="360" w:lineRule="auto"/>
-              <w:rPr>
-                <w:rFonts w:ascii="Times New Roman" w:hAnsi="Times New Roman" w:cs="Times New Roman"/>
-              </w:rPr>
-            </w:pPr>
-          </w:p>
         </w:tc>
       </w:tr>
     </w:tbl>
@@ -1100,7 +1085,6 @@
         <w:rPr>
           <w:rFonts w:ascii="Times New Roman" w:hAnsi="Times New Roman" w:cs="Times New Roman"/>
         </w:rPr>
-        <w:lastRenderedPageBreak/>
         <w:t>Internal Supervisor Name:</w:t>
       </w:r>
       <w:r>
